--- a/Volume 1/Chapter 06 - RESTful APIs/SPA_Vol1_Ch6_Lesson6_6_POST_Requests.docx
+++ b/Volume 1/Chapter 06 - RESTful APIs/SPA_Vol1_Ch6_Lesson6_6_POST_Requests.docx
@@ -2141,7 +2141,7 @@
         <w:keepNext/>
       </w:pPr>
       <w:r>
-        <w:t>AA14E7E7BD2703694E0A6B6855AF3B8C406102AB1FC56AC905FE33619B31FAA5</w:t>
+        <w:t>DC1E4DE3E0EF3A18F3A5818FAB563EB3FA45D5D3BB1DB527A8D389077ED5EE6C</w:t>
       </w:r>
     </w:p>
     <w:p>
@@ -58419,31 +58419,31 @@
       </w:rPr>
     </w:lvl>
   </w:abstractNum>
-  <w:num w:numId="1" w16cid:durableId="449401065">
+  <w:num w:numId="1" w16cid:durableId="848955873">
     <w:abstractNumId w:val="8"/>
   </w:num>
-  <w:num w:numId="2" w16cid:durableId="525675254">
+  <w:num w:numId="2" w16cid:durableId="1276056735">
     <w:abstractNumId w:val="6"/>
   </w:num>
-  <w:num w:numId="3" w16cid:durableId="820119921">
+  <w:num w:numId="3" w16cid:durableId="296450861">
     <w:abstractNumId w:val="5"/>
   </w:num>
-  <w:num w:numId="4" w16cid:durableId="1573732511">
+  <w:num w:numId="4" w16cid:durableId="965090076">
     <w:abstractNumId w:val="4"/>
   </w:num>
-  <w:num w:numId="5" w16cid:durableId="1927231682">
+  <w:num w:numId="5" w16cid:durableId="445005663">
     <w:abstractNumId w:val="7"/>
   </w:num>
-  <w:num w:numId="6" w16cid:durableId="1846439882">
+  <w:num w:numId="6" w16cid:durableId="1808165937">
     <w:abstractNumId w:val="3"/>
   </w:num>
-  <w:num w:numId="7" w16cid:durableId="580912395">
+  <w:num w:numId="7" w16cid:durableId="689063481">
     <w:abstractNumId w:val="2"/>
   </w:num>
-  <w:num w:numId="8" w16cid:durableId="1741051352">
+  <w:num w:numId="8" w16cid:durableId="1149058747">
     <w:abstractNumId w:val="1"/>
   </w:num>
-  <w:num w:numId="9" w16cid:durableId="10685834">
+  <w:num w:numId="9" w16cid:durableId="1772385308">
     <w:abstractNumId w:val="0"/>
   </w:num>
 </w:numbering>

--- a/Volume 1/Chapter 06 - RESTful APIs/SPA_Vol1_Ch6_Lesson6_6_POST_Requests.docx
+++ b/Volume 1/Chapter 06 - RESTful APIs/SPA_Vol1_Ch6_Lesson6_6_POST_Requests.docx
@@ -2828,7 +2828,7 @@
         <w:keepNext/>
       </w:pPr>
       <w:r>
-        <w:t>$openssl = "C:\Program Files\Git\mingw64\bin\openssl.exe"</w:t>
+        <w:t>$openssl = "C:\Program Files\Git\ucrt64\bin\openssl.exe"</w:t>
       </w:r>
     </w:p>
     <w:p>
@@ -60534,31 +60534,31 @@
       </w:rPr>
     </w:lvl>
   </w:abstractNum>
-  <w:num w:numId="1" w16cid:durableId="1550655039">
+  <w:num w:numId="1" w16cid:durableId="1475413002">
     <w:abstractNumId w:val="8"/>
   </w:num>
-  <w:num w:numId="2" w16cid:durableId="1138917302">
+  <w:num w:numId="2" w16cid:durableId="1245336278">
     <w:abstractNumId w:val="6"/>
   </w:num>
-  <w:num w:numId="3" w16cid:durableId="356850198">
+  <w:num w:numId="3" w16cid:durableId="1240797772">
     <w:abstractNumId w:val="5"/>
   </w:num>
-  <w:num w:numId="4" w16cid:durableId="2059207270">
+  <w:num w:numId="4" w16cid:durableId="934478343">
     <w:abstractNumId w:val="4"/>
   </w:num>
-  <w:num w:numId="5" w16cid:durableId="1623151407">
+  <w:num w:numId="5" w16cid:durableId="765661435">
     <w:abstractNumId w:val="7"/>
   </w:num>
-  <w:num w:numId="6" w16cid:durableId="1596864698">
+  <w:num w:numId="6" w16cid:durableId="1512259407">
     <w:abstractNumId w:val="3"/>
   </w:num>
-  <w:num w:numId="7" w16cid:durableId="137766858">
+  <w:num w:numId="7" w16cid:durableId="759253467">
     <w:abstractNumId w:val="2"/>
   </w:num>
-  <w:num w:numId="8" w16cid:durableId="707492335">
+  <w:num w:numId="8" w16cid:durableId="317614092">
     <w:abstractNumId w:val="1"/>
   </w:num>
-  <w:num w:numId="9" w16cid:durableId="487287562">
+  <w:num w:numId="9" w16cid:durableId="1132601093">
     <w:abstractNumId w:val="0"/>
   </w:num>
 </w:numbering>
